--- a/Architecture/L4 - Instruments/L4‑07 — Instrument Interaction & State Model.docx
+++ b/Architecture/L4 - Instruments/L4‑07 — Instrument Interaction & State Model.docx
@@ -47,7 +47,10 @@
         <w:pStyle w:val="Subtitle"/>
       </w:pPr>
       <w:r>
-        <w:t>Version: 0.1</w:t>
+        <w:t>Version: 0.</w:t>
+      </w:r>
+      <w:r>
+        <w:t>2</w:t>
       </w:r>
     </w:p>
     <w:p>
@@ -882,6 +885,19 @@
               </w:rPr>
               <w:t>Clarity</w:t>
             </w:r>
+            <w:r>
+              <w:rPr>
+                <w:rStyle w:val="FootnoteReference"/>
+                <w:rFonts w:ascii="Aptos Narrow" w:eastAsia="Times New Roman" w:hAnsi="Aptos Narrow" w:cs="Times New Roman"/>
+                <w:b/>
+                <w:bCs/>
+                <w:color w:val="000000"/>
+                <w:sz w:val="22"/>
+                <w:szCs w:val="22"/>
+                <w:lang w:eastAsia="en-GB"/>
+              </w:rPr>
+              <w:footnoteReference w:id="1"/>
+            </w:r>
           </w:p>
         </w:tc>
         <w:tc>
@@ -2617,7 +2633,6 @@
         </w:tc>
       </w:tr>
     </w:tbl>
-    <w:p/>
     <w:p>
       <w:pPr>
         <w:jc w:val="left"/>
@@ -4666,6 +4681,197 @@
 </w:document>
 </file>
 
+<file path=word/endnotes.xml><?xml version="1.0" encoding="utf-8"?>
+<w:endnotes xmlns:wpc="http://schemas.microsoft.com/office/word/2010/wordprocessingCanvas" xmlns:cx="http://schemas.microsoft.com/office/drawing/2014/chartex" xmlns:cx1="http://schemas.microsoft.com/office/drawing/2015/9/8/chartex" xmlns:cx2="http://schemas.microsoft.com/office/drawing/2015/10/21/chartex" xmlns:cx3="http://schemas.microsoft.com/office/drawing/2016/5/9/chartex" xmlns:cx4="http://schemas.microsoft.com/office/drawing/2016/5/10/chartex" xmlns:cx5="http://schemas.microsoft.com/office/drawing/2016/5/11/chartex" xmlns:cx6="http://schemas.microsoft.com/office/drawing/2016/5/12/chartex" xmlns:cx7="http://schemas.microsoft.com/office/drawing/2016/5/13/chartex" xmlns:cx8="http://schemas.microsoft.com/office/drawing/2016/5/14/chartex" xmlns:mc="http://schemas.openxmlformats.org/markup-compatibility/2006" xmlns:aink="http://schemas.microsoft.com/office/drawing/2016/ink" xmlns:am3d="http://schemas.microsoft.com/office/drawing/2017/model3d" xmlns:o="urn:schemas-microsoft-com:office:office" xmlns:oel="http://schemas.microsoft.com/office/2019/extlst" xmlns:r="http://schemas.openxmlformats.org/officeDocument/2006/relationships" xmlns:m="http://schemas.openxmlformats.org/officeDocument/2006/math" xmlns:v="urn:schemas-microsoft-com:vml" xmlns:wp14="http://schemas.microsoft.com/office/word/2010/wordprocessingDrawing" xmlns:wp="http://schemas.openxmlformats.org/drawingml/2006/wordprocessingDrawing" xmlns:w10="urn:schemas-microsoft-com:office:word" xmlns:w="http://schemas.openxmlformats.org/wordprocessingml/2006/main" xmlns:w14="http://schemas.microsoft.com/office/word/2010/wordml" xmlns:w15="http://schemas.microsoft.com/office/word/2012/wordml" xmlns:w16cex="http://schemas.microsoft.com/office/word/2018/wordml/cex" xmlns:w16cid="http://schemas.microsoft.com/office/word/2016/wordml/cid" xmlns:w16="http://schemas.microsoft.com/office/word/2018/wordml" xmlns:w16du="http://schemas.microsoft.com/office/word/2023/wordml/word16du" xmlns:w16sdtdh="http://schemas.microsoft.com/office/word/2020/wordml/sdtdatahash" xmlns:w16sdtfl="http://schemas.microsoft.com/office/word/2024/wordml/sdtformatlock" xmlns:w16se="http://schemas.microsoft.com/office/word/2015/wordml/symex" xmlns:wpg="http://schemas.microsoft.com/office/word/2010/wordprocessingGroup" xmlns:wpi="http://schemas.microsoft.com/office/word/2010/wordprocessingInk" xmlns:wne="http://schemas.microsoft.com/office/word/2006/wordml" xmlns:wps="http://schemas.microsoft.com/office/word/2010/wordprocessingShape" mc:Ignorable="w14 w15 w16se w16cid w16 w16cex w16sdtdh w16sdtfl w16du wp14">
+  <w:endnote w:type="separator" w:id="-1">
+    <w:p>
+      <w:pPr>
+        <w:spacing w:before="0" w:after="0" w:line="240" w:lineRule="auto"/>
+      </w:pPr>
+      <w:r>
+        <w:separator/>
+      </w:r>
+    </w:p>
+  </w:endnote>
+  <w:endnote w:type="continuationSeparator" w:id="0">
+    <w:p>
+      <w:pPr>
+        <w:spacing w:before="0" w:after="0" w:line="240" w:lineRule="auto"/>
+      </w:pPr>
+      <w:r>
+        <w:continuationSeparator/>
+      </w:r>
+    </w:p>
+  </w:endnote>
+</w:endnotes>
+</file>
+
+<file path=word/footnotes.xml><?xml version="1.0" encoding="utf-8"?>
+<w:footnotes xmlns:wpc="http://schemas.microsoft.com/office/word/2010/wordprocessingCanvas" xmlns:cx="http://schemas.microsoft.com/office/drawing/2014/chartex" xmlns:cx1="http://schemas.microsoft.com/office/drawing/2015/9/8/chartex" xmlns:cx2="http://schemas.microsoft.com/office/drawing/2015/10/21/chartex" xmlns:cx3="http://schemas.microsoft.com/office/drawing/2016/5/9/chartex" xmlns:cx4="http://schemas.microsoft.com/office/drawing/2016/5/10/chartex" xmlns:cx5="http://schemas.microsoft.com/office/drawing/2016/5/11/chartex" xmlns:cx6="http://schemas.microsoft.com/office/drawing/2016/5/12/chartex" xmlns:cx7="http://schemas.microsoft.com/office/drawing/2016/5/13/chartex" xmlns:cx8="http://schemas.microsoft.com/office/drawing/2016/5/14/chartex" xmlns:mc="http://schemas.openxmlformats.org/markup-compatibility/2006" xmlns:aink="http://schemas.microsoft.com/office/drawing/2016/ink" xmlns:am3d="http://schemas.microsoft.com/office/drawing/2017/model3d" xmlns:o="urn:schemas-microsoft-com:office:office" xmlns:oel="http://schemas.microsoft.com/office/2019/extlst" xmlns:r="http://schemas.openxmlformats.org/officeDocument/2006/relationships" xmlns:m="http://schemas.openxmlformats.org/officeDocument/2006/math" xmlns:v="urn:schemas-microsoft-com:vml" xmlns:wp14="http://schemas.microsoft.com/office/word/2010/wordprocessingDrawing" xmlns:wp="http://schemas.openxmlformats.org/drawingml/2006/wordprocessingDrawing" xmlns:w10="urn:schemas-microsoft-com:office:word" xmlns:w="http://schemas.openxmlformats.org/wordprocessingml/2006/main" xmlns:w14="http://schemas.microsoft.com/office/word/2010/wordml" xmlns:w15="http://schemas.microsoft.com/office/word/2012/wordml" xmlns:w16cex="http://schemas.microsoft.com/office/word/2018/wordml/cex" xmlns:w16cid="http://schemas.microsoft.com/office/word/2016/wordml/cid" xmlns:w16="http://schemas.microsoft.com/office/word/2018/wordml" xmlns:w16du="http://schemas.microsoft.com/office/word/2023/wordml/word16du" xmlns:w16sdtdh="http://schemas.microsoft.com/office/word/2020/wordml/sdtdatahash" xmlns:w16sdtfl="http://schemas.microsoft.com/office/word/2024/wordml/sdtformatlock" xmlns:w16se="http://schemas.microsoft.com/office/word/2015/wordml/symex" xmlns:wpg="http://schemas.microsoft.com/office/word/2010/wordprocessingGroup" xmlns:wpi="http://schemas.microsoft.com/office/word/2010/wordprocessingInk" xmlns:wne="http://schemas.microsoft.com/office/word/2006/wordml" xmlns:wps="http://schemas.microsoft.com/office/word/2010/wordprocessingShape" mc:Ignorable="w14 w15 w16se w16cid w16 w16cex w16sdtdh w16sdtfl w16du wp14">
+  <w:footnote w:type="separator" w:id="-1">
+    <w:p>
+      <w:pPr>
+        <w:spacing w:before="0" w:after="0" w:line="240" w:lineRule="auto"/>
+      </w:pPr>
+      <w:r>
+        <w:separator/>
+      </w:r>
+    </w:p>
+  </w:footnote>
+  <w:footnote w:type="continuationSeparator" w:id="0">
+    <w:p>
+      <w:pPr>
+        <w:spacing w:before="0" w:after="0" w:line="240" w:lineRule="auto"/>
+      </w:pPr>
+      <w:r>
+        <w:continuationSeparator/>
+      </w:r>
+    </w:p>
+  </w:footnote>
+  <w:footnote w:id="1">
+    <w:p>
+      <w:pPr>
+        <w:pStyle w:val="FootnoteText"/>
+        <w:rPr>
+          <w:b/>
+          <w:bCs/>
+        </w:rPr>
+      </w:pPr>
+      <w:r>
+        <w:rPr>
+          <w:rStyle w:val="FootnoteReference"/>
+        </w:rPr>
+        <w:footnoteRef/>
+      </w:r>
+      <w:r>
+        <w:t xml:space="preserve"> </w:t>
+      </w:r>
+      <w:r>
+        <w:rPr>
+          <w:b/>
+          <w:bCs/>
+        </w:rPr>
+        <w:t>Clarity is not</w:t>
+      </w:r>
+      <w:r>
+        <w:rPr>
+          <w:b/>
+          <w:bCs/>
+        </w:rPr>
+        <w:t xml:space="preserve"> negatively</w:t>
+      </w:r>
+      <w:r>
+        <w:rPr>
+          <w:b/>
+          <w:bCs/>
+        </w:rPr>
+        <w:t xml:space="preserve"> influenced by other</w:t>
+      </w:r>
+      <w:r>
+        <w:rPr>
+          <w:b/>
+          <w:bCs/>
+        </w:rPr>
+        <w:t xml:space="preserve"> instruments, but by L3/L5 structures.</w:t>
+      </w:r>
+    </w:p>
+    <w:p>
+      <w:pPr>
+        <w:pStyle w:val="FootnoteText"/>
+      </w:pPr>
+      <w:r>
+        <w:t>These belong in L3/L5, not L4, but they matter:</w:t>
+      </w:r>
+    </w:p>
+    <w:p>
+      <w:pPr>
+        <w:pStyle w:val="FootnoteText"/>
+        <w:numPr>
+          <w:ilvl w:val="0"/>
+          <w:numId w:val="9"/>
+        </w:numPr>
+      </w:pPr>
+      <w:r>
+        <w:rPr>
+          <w:b/>
+          <w:bCs/>
+        </w:rPr>
+        <w:t>Mandate ambiguity → Clarity ↓</w:t>
+      </w:r>
+    </w:p>
+    <w:p>
+      <w:pPr>
+        <w:pStyle w:val="FootnoteText"/>
+        <w:numPr>
+          <w:ilvl w:val="0"/>
+          <w:numId w:val="9"/>
+        </w:numPr>
+      </w:pPr>
+      <w:r>
+        <w:rPr>
+          <w:b/>
+          <w:bCs/>
+        </w:rPr>
+        <w:t>Policy churn → Clarity ↓</w:t>
+      </w:r>
+    </w:p>
+    <w:p>
+      <w:pPr>
+        <w:pStyle w:val="FootnoteText"/>
+        <w:numPr>
+          <w:ilvl w:val="0"/>
+          <w:numId w:val="9"/>
+        </w:numPr>
+      </w:pPr>
+      <w:r>
+        <w:rPr>
+          <w:b/>
+          <w:bCs/>
+        </w:rPr>
+        <w:t>Interface confusion → Clarity ↓</w:t>
+      </w:r>
+    </w:p>
+    <w:p>
+      <w:pPr>
+        <w:pStyle w:val="FootnoteText"/>
+        <w:numPr>
+          <w:ilvl w:val="0"/>
+          <w:numId w:val="9"/>
+        </w:numPr>
+      </w:pPr>
+      <w:r>
+        <w:rPr>
+          <w:b/>
+          <w:bCs/>
+        </w:rPr>
+        <w:t>Ownership conflict → Clarity ↓</w:t>
+      </w:r>
+    </w:p>
+    <w:p>
+      <w:pPr>
+        <w:pStyle w:val="FootnoteText"/>
+        <w:numPr>
+          <w:ilvl w:val="0"/>
+          <w:numId w:val="9"/>
+        </w:numPr>
+      </w:pPr>
+      <w:r>
+        <w:rPr>
+          <w:b/>
+          <w:bCs/>
+        </w:rPr>
+        <w:t>Contradictory signals → Clarity ↓</w:t>
+      </w:r>
+    </w:p>
+    <w:p>
+      <w:pPr>
+        <w:pStyle w:val="FootnoteText"/>
+      </w:pPr>
+    </w:p>
+  </w:footnote>
+</w:footnotes>
+</file>
+
 <file path=word/numbering.xml><?xml version="1.0" encoding="utf-8"?>
 <w:numbering xmlns:wpc="http://schemas.microsoft.com/office/word/2010/wordprocessingCanvas" xmlns:cx="http://schemas.microsoft.com/office/drawing/2014/chartex" xmlns:cx1="http://schemas.microsoft.com/office/drawing/2015/9/8/chartex" xmlns:cx2="http://schemas.microsoft.com/office/drawing/2015/10/21/chartex" xmlns:cx3="http://schemas.microsoft.com/office/drawing/2016/5/9/chartex" xmlns:cx4="http://schemas.microsoft.com/office/drawing/2016/5/10/chartex" xmlns:cx5="http://schemas.microsoft.com/office/drawing/2016/5/11/chartex" xmlns:cx6="http://schemas.microsoft.com/office/drawing/2016/5/12/chartex" xmlns:cx7="http://schemas.microsoft.com/office/drawing/2016/5/13/chartex" xmlns:cx8="http://schemas.microsoft.com/office/drawing/2016/5/14/chartex" xmlns:mc="http://schemas.openxmlformats.org/markup-compatibility/2006" xmlns:aink="http://schemas.microsoft.com/office/drawing/2016/ink" xmlns:am3d="http://schemas.microsoft.com/office/drawing/2017/model3d" xmlns:o="urn:schemas-microsoft-com:office:office" xmlns:oel="http://schemas.microsoft.com/office/2019/extlst" xmlns:r="http://schemas.openxmlformats.org/officeDocument/2006/relationships" xmlns:m="http://schemas.openxmlformats.org/officeDocument/2006/math" xmlns:v="urn:schemas-microsoft-com:vml" xmlns:wp14="http://schemas.microsoft.com/office/word/2010/wordprocessingDrawing" xmlns:wp="http://schemas.openxmlformats.org/drawingml/2006/wordprocessingDrawing" xmlns:w10="urn:schemas-microsoft-com:office:word" xmlns:w="http://schemas.openxmlformats.org/wordprocessingml/2006/main" xmlns:w14="http://schemas.microsoft.com/office/word/2010/wordml" xmlns:w15="http://schemas.microsoft.com/office/word/2012/wordml" xmlns:w16cex="http://schemas.microsoft.com/office/word/2018/wordml/cex" xmlns:w16cid="http://schemas.microsoft.com/office/word/2016/wordml/cid" xmlns:w16="http://schemas.microsoft.com/office/word/2018/wordml" xmlns:w16du="http://schemas.microsoft.com/office/word/2023/wordml/word16du" xmlns:w16sdtdh="http://schemas.microsoft.com/office/word/2020/wordml/sdtdatahash" xmlns:w16sdtfl="http://schemas.microsoft.com/office/word/2024/wordml/sdtformatlock" xmlns:w16se="http://schemas.microsoft.com/office/word/2015/wordml/symex" xmlns:wpg="http://schemas.microsoft.com/office/word/2010/wordprocessingGroup" xmlns:wpi="http://schemas.microsoft.com/office/word/2010/wordprocessingInk" xmlns:wne="http://schemas.microsoft.com/office/word/2006/wordml" xmlns:wps="http://schemas.microsoft.com/office/word/2010/wordprocessingShape" mc:Ignorable="w14 w15 w16se w16cid w16 w16cex w16sdtdh w16sdtfl w16du wp14">
   <w:abstractNum w:abstractNumId="0" w15:restartNumberingAfterBreak="0">
@@ -5679,6 +5885,155 @@
     <w:nsid w:val="569718A8"/>
     <w:multiLevelType w:val="multilevel"/>
     <w:tmpl w:val="0FE05544"/>
+    <w:lvl w:ilvl="0">
+      <w:start w:val="1"/>
+      <w:numFmt w:val="bullet"/>
+      <w:lvlText w:val=""/>
+      <w:lvlJc w:val="left"/>
+      <w:pPr>
+        <w:tabs>
+          <w:tab w:val="num" w:pos="720"/>
+        </w:tabs>
+        <w:ind w:left="720" w:hanging="360"/>
+      </w:pPr>
+      <w:rPr>
+        <w:rFonts w:ascii="Symbol" w:hAnsi="Symbol" w:hint="default"/>
+        <w:sz w:val="20"/>
+      </w:rPr>
+    </w:lvl>
+    <w:lvl w:ilvl="1" w:tentative="1">
+      <w:start w:val="1"/>
+      <w:numFmt w:val="bullet"/>
+      <w:lvlText w:val="o"/>
+      <w:lvlJc w:val="left"/>
+      <w:pPr>
+        <w:tabs>
+          <w:tab w:val="num" w:pos="1440"/>
+        </w:tabs>
+        <w:ind w:left="1440" w:hanging="360"/>
+      </w:pPr>
+      <w:rPr>
+        <w:rFonts w:ascii="Courier New" w:hAnsi="Courier New" w:hint="default"/>
+        <w:sz w:val="20"/>
+      </w:rPr>
+    </w:lvl>
+    <w:lvl w:ilvl="2" w:tentative="1">
+      <w:start w:val="1"/>
+      <w:numFmt w:val="bullet"/>
+      <w:lvlText w:val=""/>
+      <w:lvlJc w:val="left"/>
+      <w:pPr>
+        <w:tabs>
+          <w:tab w:val="num" w:pos="2160"/>
+        </w:tabs>
+        <w:ind w:left="2160" w:hanging="360"/>
+      </w:pPr>
+      <w:rPr>
+        <w:rFonts w:ascii="Wingdings" w:hAnsi="Wingdings" w:hint="default"/>
+        <w:sz w:val="20"/>
+      </w:rPr>
+    </w:lvl>
+    <w:lvl w:ilvl="3" w:tentative="1">
+      <w:start w:val="1"/>
+      <w:numFmt w:val="bullet"/>
+      <w:lvlText w:val=""/>
+      <w:lvlJc w:val="left"/>
+      <w:pPr>
+        <w:tabs>
+          <w:tab w:val="num" w:pos="2880"/>
+        </w:tabs>
+        <w:ind w:left="2880" w:hanging="360"/>
+      </w:pPr>
+      <w:rPr>
+        <w:rFonts w:ascii="Wingdings" w:hAnsi="Wingdings" w:hint="default"/>
+        <w:sz w:val="20"/>
+      </w:rPr>
+    </w:lvl>
+    <w:lvl w:ilvl="4" w:tentative="1">
+      <w:start w:val="1"/>
+      <w:numFmt w:val="bullet"/>
+      <w:lvlText w:val=""/>
+      <w:lvlJc w:val="left"/>
+      <w:pPr>
+        <w:tabs>
+          <w:tab w:val="num" w:pos="3600"/>
+        </w:tabs>
+        <w:ind w:left="3600" w:hanging="360"/>
+      </w:pPr>
+      <w:rPr>
+        <w:rFonts w:ascii="Wingdings" w:hAnsi="Wingdings" w:hint="default"/>
+        <w:sz w:val="20"/>
+      </w:rPr>
+    </w:lvl>
+    <w:lvl w:ilvl="5" w:tentative="1">
+      <w:start w:val="1"/>
+      <w:numFmt w:val="bullet"/>
+      <w:lvlText w:val=""/>
+      <w:lvlJc w:val="left"/>
+      <w:pPr>
+        <w:tabs>
+          <w:tab w:val="num" w:pos="4320"/>
+        </w:tabs>
+        <w:ind w:left="4320" w:hanging="360"/>
+      </w:pPr>
+      <w:rPr>
+        <w:rFonts w:ascii="Wingdings" w:hAnsi="Wingdings" w:hint="default"/>
+        <w:sz w:val="20"/>
+      </w:rPr>
+    </w:lvl>
+    <w:lvl w:ilvl="6" w:tentative="1">
+      <w:start w:val="1"/>
+      <w:numFmt w:val="bullet"/>
+      <w:lvlText w:val=""/>
+      <w:lvlJc w:val="left"/>
+      <w:pPr>
+        <w:tabs>
+          <w:tab w:val="num" w:pos="5040"/>
+        </w:tabs>
+        <w:ind w:left="5040" w:hanging="360"/>
+      </w:pPr>
+      <w:rPr>
+        <w:rFonts w:ascii="Wingdings" w:hAnsi="Wingdings" w:hint="default"/>
+        <w:sz w:val="20"/>
+      </w:rPr>
+    </w:lvl>
+    <w:lvl w:ilvl="7" w:tentative="1">
+      <w:start w:val="1"/>
+      <w:numFmt w:val="bullet"/>
+      <w:lvlText w:val=""/>
+      <w:lvlJc w:val="left"/>
+      <w:pPr>
+        <w:tabs>
+          <w:tab w:val="num" w:pos="5760"/>
+        </w:tabs>
+        <w:ind w:left="5760" w:hanging="360"/>
+      </w:pPr>
+      <w:rPr>
+        <w:rFonts w:ascii="Wingdings" w:hAnsi="Wingdings" w:hint="default"/>
+        <w:sz w:val="20"/>
+      </w:rPr>
+    </w:lvl>
+    <w:lvl w:ilvl="8" w:tentative="1">
+      <w:start w:val="1"/>
+      <w:numFmt w:val="bullet"/>
+      <w:lvlText w:val=""/>
+      <w:lvlJc w:val="left"/>
+      <w:pPr>
+        <w:tabs>
+          <w:tab w:val="num" w:pos="6480"/>
+        </w:tabs>
+        <w:ind w:left="6480" w:hanging="360"/>
+      </w:pPr>
+      <w:rPr>
+        <w:rFonts w:ascii="Wingdings" w:hAnsi="Wingdings" w:hint="default"/>
+        <w:sz w:val="20"/>
+      </w:rPr>
+    </w:lvl>
+  </w:abstractNum>
+  <w:abstractNum w:abstractNumId="8" w15:restartNumberingAfterBreak="0">
+    <w:nsid w:val="72BB3DD6"/>
+    <w:multiLevelType w:val="multilevel"/>
+    <w:tmpl w:val="D2FE144C"/>
     <w:lvl w:ilvl="0">
       <w:start w:val="1"/>
       <w:numFmt w:val="bullet"/>
@@ -5847,6 +6202,9 @@
   </w:num>
   <w:num w:numId="8" w16cid:durableId="1592737504">
     <w:abstractNumId w:val="6"/>
+  </w:num>
+  <w:num w:numId="9" w16cid:durableId="2004503585">
+    <w:abstractNumId w:val="8"/>
   </w:num>
   <w:numIdMacAtCleanup w:val="8"/>
 </w:numbering>
@@ -6467,6 +6825,7 @@
   <w:style w:type="character" w:default="1" w:styleId="DefaultParagraphFont">
     <w:name w:val="Default Paragraph Font"/>
     <w:uiPriority w:val="1"/>
+    <w:semiHidden/>
     <w:unhideWhenUsed/>
   </w:style>
   <w:style w:type="table" w:default="1" w:styleId="TableNormal">
@@ -6887,6 +7246,40 @@
       <w:lang w:eastAsia="en-GB"/>
     </w:rPr>
   </w:style>
+  <w:style w:type="paragraph" w:styleId="FootnoteText">
+    <w:name w:val="footnote text"/>
+    <w:basedOn w:val="Normal"/>
+    <w:link w:val="FootnoteTextChar"/>
+    <w:uiPriority w:val="99"/>
+    <w:semiHidden/>
+    <w:unhideWhenUsed/>
+    <w:rsid w:val="00795B4D"/>
+    <w:pPr>
+      <w:spacing w:before="0" w:after="0" w:line="240" w:lineRule="auto"/>
+    </w:pPr>
+    <w:rPr>
+      <w:sz w:val="20"/>
+    </w:rPr>
+  </w:style>
+  <w:style w:type="character" w:customStyle="1" w:styleId="FootnoteTextChar">
+    <w:name w:val="Footnote Text Char"/>
+    <w:basedOn w:val="DefaultParagraphFont"/>
+    <w:link w:val="FootnoteText"/>
+    <w:uiPriority w:val="99"/>
+    <w:semiHidden/>
+    <w:rsid w:val="00795B4D"/>
+  </w:style>
+  <w:style w:type="character" w:styleId="FootnoteReference">
+    <w:name w:val="footnote reference"/>
+    <w:basedOn w:val="DefaultParagraphFont"/>
+    <w:uiPriority w:val="99"/>
+    <w:semiHidden/>
+    <w:unhideWhenUsed/>
+    <w:rsid w:val="00795B4D"/>
+    <w:rPr>
+      <w:vertAlign w:val="superscript"/>
+    </w:rPr>
+  </w:style>
 </w:styles>
 </file>
 
@@ -7203,4 +7596,16 @@
     </a:ext>
   </a:extLst>
 </a:theme>
+</file>
+
+<file path=customXml/item1.xml><?xml version="1.0" encoding="utf-8"?>
+<b:Sources xmlns:b="http://schemas.openxmlformats.org/officeDocument/2006/bibliography" xmlns="http://schemas.openxmlformats.org/officeDocument/2006/bibliography" SelectedStyle="\APASixthEditionOfficeOnline.xsl" StyleName="APA" Version="6"/>
+</file>
+
+<file path=customXml/itemProps1.xml><?xml version="1.0" encoding="utf-8"?>
+<ds:datastoreItem xmlns:ds="http://schemas.openxmlformats.org/officeDocument/2006/customXml" ds:itemID="{5D20BD0A-D5E4-496D-88AD-DB1E051DCD57}">
+  <ds:schemaRefs>
+    <ds:schemaRef ds:uri="http://schemas.openxmlformats.org/officeDocument/2006/bibliography"/>
+  </ds:schemaRefs>
+</ds:datastoreItem>
 </file>